--- a/Taylor Master Resume.docx
+++ b/Taylor Master Resume.docx
@@ -671,7 +671,7 @@
           <w:sz w:val="20"/>
           <w:szCs w:val="20"/>
         </w:rPr>
-        <w:t xml:space="preserve">Developed and scaled a full-funnel content program translating product marketing positioning into narratives for multiple audiences.</w:t>
+        <w:t xml:space="preserve">Developed and scaled a full-funnel content program translating product marketing positioning into narratives for technical and executive audiences.</w:t>
       </w:r>
     </w:p>
     <w:p>

--- a/Taylor Master Resume.docx
+++ b/Taylor Master Resume.docx
@@ -404,7 +404,7 @@
           <w:sz w:val="20"/>
           <w:szCs w:val="20"/>
         </w:rPr>
-        <w:t xml:space="preserve">Mendix — Director of Content Marketing and Public Relations</w:t>
+        <w:t xml:space="preserve">Mendix — Director of Content and Public Relations</w:t>
       </w:r>
       <w:r>
         <w:rPr>
@@ -523,7 +523,7 @@
           <w:sz w:val="20"/>
           <w:szCs w:val="20"/>
         </w:rPr>
-        <w:t xml:space="preserve">Mendix — Senior Manager, Content Marketing</w:t>
+        <w:t xml:space="preserve">Mendix — Senior Manager, Content Services</w:t>
       </w:r>
       <w:r>
         <w:rPr>
@@ -689,7 +689,7 @@
           <w:sz w:val="20"/>
           <w:szCs w:val="20"/>
         </w:rPr>
-        <w:t xml:space="preserve">Built 4 new SEO-optimized, pain-point-focused content BOMs, recovering a 22% YoY web traffic deficit.</w:t>
+        <w:t xml:space="preserve">Built 4 new SEO-optimized, pain-point-focused content bills of materials, recovering a 22% YoY web traffic deficit.</w:t>
       </w:r>
     </w:p>
     <w:p>
@@ -808,7 +808,7 @@
           <w:sz w:val="20"/>
           <w:szCs w:val="20"/>
         </w:rPr>
-        <w:t xml:space="preserve">Iron Mountain — Marketing Copywriter</w:t>
+        <w:t xml:space="preserve">Iron Mountain — Copywriter</w:t>
       </w:r>
       <w:r>
         <w:rPr>
@@ -1021,7 +1021,7 @@
           <w:sz w:val="20"/>
           <w:szCs w:val="20"/>
         </w:rPr>
-        <w:t xml:space="preserve">Internet Brands — Content Editor &amp; Manager, Retail Marketing</w:t>
+        <w:t xml:space="preserve">Internet Brands — Content Manager &amp; Copywriter</w:t>
       </w:r>
       <w:r>
         <w:rPr>
@@ -1032,7 +1032,7 @@
           <w:sz w:val="18"/>
           <w:szCs w:val="18"/>
         </w:rPr>
-        <w:t xml:space="preserve">	2009 – 2014  |  Remote</w:t>
+        <w:t xml:space="preserve">	Jul 2009 – Jul 2014  |  Remote</w:t>
       </w:r>
     </w:p>
     <w:p>

--- a/Taylor Master Resume.docx
+++ b/Taylor Master Resume.docx
@@ -1021,7 +1021,7 @@
           <w:sz w:val="20"/>
           <w:szCs w:val="20"/>
         </w:rPr>
-        <w:t xml:space="preserve">Internet Brands — Content Manager &amp; Copywriter</w:t>
+        <w:t xml:space="preserve">Internet Brands — Content Editor &amp; Manager, Retail Marketing</w:t>
       </w:r>
       <w:r>
         <w:rPr>

--- a/Taylor Master Resume.docx
+++ b/Taylor Master Resume.docx
@@ -404,7 +404,7 @@
           <w:sz w:val="20"/>
           <w:szCs w:val="20"/>
         </w:rPr>
-        <w:t xml:space="preserve">Mendix — Director of Content and Public Relations</w:t>
+        <w:t xml:space="preserve">Mendix, a Siemens Business — Director of Content and Public Relations</w:t>
       </w:r>
       <w:r>
         <w:rPr>

--- a/Taylor Master Resume.docx
+++ b/Taylor Master Resume.docx
@@ -20,21 +20,6 @@
     </w:p>
     <w:p>
       <w:pPr>
-        <w:spacing w:after="120"/>
-        <w:jc w:val="center"/>
-      </w:pPr>
-      <w:r>
-        <w:rPr>
-          <w:rFonts w:ascii="Noto Sans" w:cs="Noto Sans" w:eastAsia="Noto Sans" w:hAnsi="Noto Sans"/>
-          <w:color w:val="444444"/>
-          <w:sz w:val="18"/>
-          <w:szCs w:val="18"/>
-        </w:rPr>
-        <w:t xml:space="preserve">Fredericksburg, VA (Remote)  |  617-458-6249  |  taylor.spear@gmail.com  |  taylorbornstein.com  |  linkedin.com/in/taylorscribnerspear</w:t>
-      </w:r>
-    </w:p>
-    <w:p>
-      <w:pPr>
         <w:pBdr>
           <w:bottom w:val="single" w:color="444444" w:sz="6" w:space="1"/>
         </w:pBdr>
@@ -43,6 +28,29 @@
     </w:p>
     <w:p>
       <w:pPr>
+        <w:spacing w:after="120" w:before="60"/>
+        <w:jc w:val="center"/>
+      </w:pPr>
+      <w:r>
+        <w:rPr>
+          <w:rFonts w:ascii="Noto Sans" w:cs="Noto Sans" w:eastAsia="Noto Sans" w:hAnsi="Noto Sans"/>
+          <w:color w:val="444444"/>
+          <w:sz w:val="18"/>
+          <w:szCs w:val="18"/>
+        </w:rPr>
+        <w:t xml:space="preserve">Fredericksburg, VA (Remote)  |  617-458-6249  |  taylor.spear@gmail.com  |  taylorbornstein.com  |  linkedin.com/in/taylorscribnerspear</w:t>
+      </w:r>
+    </w:p>
+    <w:p>
+      <w:pPr>
+        <w:pBdr>
+          <w:bottom w:val="single" w:color="444444" w:sz="6" w:space="1"/>
+        </w:pBdr>
+        <w:spacing w:after="60" w:before="60"/>
+      </w:pPr>
+    </w:p>
+    <w:p>
+      <w:pPr>
         <w:spacing w:after="80" w:before="60"/>
       </w:pPr>
       <w:r>
@@ -56,7 +64,15 @@
     </w:p>
     <w:p>
       <w:pPr>
-        <w:spacing w:after="0"/>
+        <w:pBdr>
+          <w:bottom w:val="single" w:color="444444" w:sz="6" w:space="1"/>
+        </w:pBdr>
+        <w:spacing w:after="60" w:before="60"/>
+      </w:pPr>
+    </w:p>
+    <w:p>
+      <w:pPr>
+        <w:spacing w:after="0" w:before="60"/>
       </w:pPr>
       <w:r>
         <w:rPr>
@@ -69,6 +85,14 @@
         </w:rPr>
         <w:t xml:space="preserve">Content Strategy &amp; Editorial Programs  ·  Thought Leadership &amp; PR  ·  Team Building &amp; Leadership  ·  AI Tooling for Content  ·  SEO / GEO &amp; Attribution  ·  Cross-Functional Collaboration</w:t>
       </w:r>
+    </w:p>
+    <w:p>
+      <w:pPr>
+        <w:pBdr>
+          <w:bottom w:val="single" w:color="444444" w:sz="6" w:space="1"/>
+        </w:pBdr>
+        <w:spacing w:after="60" w:before="60"/>
+      </w:pPr>
     </w:p>
     <w:p>
       <w:pPr>

--- a/Taylor Master Resume.docx
+++ b/Taylor Master Resume.docx
@@ -59,7 +59,7 @@
           <w:sz w:val="20"/>
           <w:szCs w:val="20"/>
         </w:rPr>
-        <w:t xml:space="preserve">Content and communications director who builds the systems — editorial infrastructure, AI tooling, measurement, and teams — that let technical companies say something worth reading, consistently. Runs both editorial craft and pipeline attribution; builds the AI tooling other candidates have only used.</w:t>
+        <w:t xml:space="preserve">Content and communications director who builds the systems that let technical companies say something worth reading, consistently: editorial infrastructure, AI tooling, measurement, and teams. Runs both editorial craft and pipeline attribution; builds the AI tooling other candidates have only used.</w:t>
       </w:r>
     </w:p>
     <w:p>
@@ -320,7 +320,7 @@
           <w:sz w:val="20"/>
           <w:szCs w:val="20"/>
         </w:rPr>
-        <w:t xml:space="preserve">Personally write and edit ongoing blog posts, customer stories, and web copy — stays hands-on with execution while setting the strategy the rest of the team builds against.</w:t>
+        <w:t xml:space="preserve">Personally write and edit ongoing blog posts, customer stories, and web copy, staying hands-on with execution while setting the strategy the rest of the team builds against.</w:t>
       </w:r>
     </w:p>
     <w:p>
